--- a/output/education/2026-04-09_who-systems-thinking-residents/who-systems-thinking-residents_cheatsheet_a4.docx
+++ b/output/education/2026-04-09_who-systems-thinking-residents/who-systems-thinking-residents_cheatsheet_a4.docx
@@ -104,9 +104,9 @@
         <w:tblLook w:firstColumn="1" w:firstRow="1" w:lastColumn="0" w:lastRow="0" w:noHBand="0" w:noVBand="1" w:val="04A0"/>
       </w:tblPr>
       <w:tblGrid>
-        <w:gridCol w:w="3515"/>
-        <w:gridCol w:w="3515"/>
-        <w:gridCol w:w="3515"/>
+        <w:gridCol w:w="1748"/>
+        <w:gridCol w:w="2829"/>
+        <w:gridCol w:w="4494"/>
       </w:tblGrid>
       <w:tr>
         <w:tc>
